--- a/ndb-pain-regional-variation-japan/output/je/JE_STROBE_checklist.docx
+++ b/ndb-pain-regional-variation-japan/output/je/JE_STROBE_checklist.docx
@@ -335,7 +335,7 @@
               <w:rPr>
                 <w:sz w:val="16"/>
               </w:rPr>
-              <w:t>Introduction, paragraph 4</w:t>
+              <w:t>Introduction, paragraph 5 (4 objectives including demand–supply dissociation)</w:t>
             </w:r>
           </w:p>
         </w:tc>
@@ -639,7 +639,7 @@
               <w:rPr>
                 <w:sz w:val="16"/>
               </w:rPr>
-              <w:t>Methods, "Phase 1," "Phase 2" (specific drug codes and formulation counts)</w:t>
+              <w:t>Methods, "Phase 1," "Phase 2" (specific drug codes and formulation counts); "Demand-side benchmark: CSLC"</w:t>
             </w:r>
           </w:p>
         </w:tc>
@@ -1523,7 +1523,7 @@
               <w:rPr>
                 <w:sz w:val="16"/>
               </w:rPr>
-              <w:t>Results, "Age-sex standardised claim ratios"; "Integration of acute and chronic prescribing"</w:t>
+              <w:t>Results, "Age-sex standardised claim ratios"; "Demand–supply dissociation"; "Integration of acute and chronic prescribing"</w:t>
             </w:r>
           </w:p>
         </w:tc>
@@ -1611,7 +1611,7 @@
               <w:rPr>
                 <w:sz w:val="16"/>
               </w:rPr>
-              <w:t>Discussion, "Principal findings" paragraphs 1–3</w:t>
+              <w:t>Discussion, "Principal findings" paragraphs 1–4 (including CSLC dissociation)</w:t>
             </w:r>
           </w:p>
         </w:tc>
